--- a/chapters/word_output/CH-011_Nomogramas_Vetoriais.docx
+++ b/chapters/word_output/CH-011_Nomogramas_Vetoriais.docx
@@ -20,7 +20,7 @@
           <w:szCs w:val="36"/>
           <w:rFonts w:ascii="Times New Roman" w:cs="Times New Roman" w:eastAsia="Times New Roman" w:hAnsi="Times New Roman"/>
         </w:rPr>
-        <w:t xml:space="preserve">Capítulo 10 — Nomogramas Vetoriais: Do Mapa Topográfico ao Anel Ideal</w:t>
+        <w:t xml:space="preserve">Capítulo 11 — Nomogramas Vetoriais: Do Mapa Topográfico ao Anel Ideal</w:t>
       </w:r>
     </w:p>
     <w:p>
@@ -67,7 +67,7 @@
           <w:szCs w:val="18"/>
           <w:rFonts w:ascii="Courier New" w:cs="Courier New" w:eastAsia="Courier New" w:hAnsi="Courier New"/>
         </w:rPr>
-        <w:t xml:space="preserve">chapter_id: CH-010</w:t>
+        <w:t xml:space="preserve">chapter_id: CH-011</w:t>
       </w:r>
     </w:p>
     <w:p>
@@ -9610,7 +9610,7 @@
         <w:smallCaps/>
         <w:rFonts w:ascii="Times New Roman" w:cs="Times New Roman" w:eastAsia="Times New Roman" w:hAnsi="Times New Roman"/>
       </w:rPr>
-      <w:t xml:space="preserve">Capítulo 10 — Nomogramas Vetoriais: Do Mapa Topográfico ao A</w:t>
+      <w:t xml:space="preserve">Capítulo 11 — Nomogramas Vetoriais: Do Mapa Topográfico ao A</w:t>
     </w:r>
   </w:p>
 </w:hdr>

--- a/chapters/word_output/CH-011_Nomogramas_Vetoriais.docx
+++ b/chapters/word_output/CH-011_Nomogramas_Vetoriais.docx
@@ -721,7 +721,7 @@
           <w:insideH w:val="single" w:color="auto" w:sz="4"/>
           <w:insideV w:val="single" w:color="auto" w:sz="4"/>
         </w:tblBorders>
-        <w:tblLayout w:type="fixed"/>
+        <w:tblLayout w:type="autofit"/>
       </w:tblPr>
       <w:tblGrid>
         <w:gridCol w:w="100"/>
@@ -1406,7 +1406,7 @@
           <w:insideH w:val="single" w:color="auto" w:sz="4"/>
           <w:insideV w:val="single" w:color="auto" w:sz="4"/>
         </w:tblBorders>
-        <w:tblLayout w:type="fixed"/>
+        <w:tblLayout w:type="autofit"/>
       </w:tblPr>
       <w:tblGrid>
         <w:gridCol w:w="100"/>
@@ -2136,7 +2136,7 @@
           <w:insideH w:val="single" w:color="auto" w:sz="4"/>
           <w:insideV w:val="single" w:color="auto" w:sz="4"/>
         </w:tblBorders>
-        <w:tblLayout w:type="fixed"/>
+        <w:tblLayout w:type="autofit"/>
       </w:tblPr>
       <w:tblGrid>
         <w:gridCol w:w="100"/>
@@ -2688,7 +2688,7 @@
           <w:insideH w:val="single" w:color="auto" w:sz="4"/>
           <w:insideV w:val="single" w:color="auto" w:sz="4"/>
         </w:tblBorders>
-        <w:tblLayout w:type="fixed"/>
+        <w:tblLayout w:type="autofit"/>
       </w:tblPr>
       <w:tblGrid>
         <w:gridCol w:w="100"/>
@@ -4706,7 +4706,7 @@
           <w:insideH w:val="single" w:color="auto" w:sz="4"/>
           <w:insideV w:val="single" w:color="auto" w:sz="4"/>
         </w:tblBorders>
-        <w:tblLayout w:type="fixed"/>
+        <w:tblLayout w:type="autofit"/>
       </w:tblPr>
       <w:tblGrid>
         <w:gridCol w:w="100"/>
@@ -5943,7 +5943,7 @@
           <w:insideH w:val="single" w:color="auto" w:sz="4"/>
           <w:insideV w:val="single" w:color="auto" w:sz="4"/>
         </w:tblBorders>
-        <w:tblLayout w:type="fixed"/>
+        <w:tblLayout w:type="autofit"/>
       </w:tblPr>
       <w:tblGrid>
         <w:gridCol w:w="100"/>
@@ -6884,7 +6884,7 @@
           <w:insideH w:val="single" w:color="auto" w:sz="4"/>
           <w:insideV w:val="single" w:color="auto" w:sz="4"/>
         </w:tblBorders>
-        <w:tblLayout w:type="fixed"/>
+        <w:tblLayout w:type="autofit"/>
       </w:tblPr>
       <w:tblGrid>
         <w:gridCol w:w="100"/>

--- a/chapters/word_output/CH-011_Nomogramas_Vetoriais.docx
+++ b/chapters/word_output/CH-011_Nomogramas_Vetoriais.docx
@@ -8418,7 +8418,7 @@
       <w:r>
         <w:drawing>
           <wp:inline distT="0" distB="0" distL="0" distR="0">
-            <wp:extent cx="3600450" cy="3600450"/>
+            <wp:extent cx="5038725" cy="3600450"/>
             <wp:effectExtent t="0" r="0" b="0" l="0"/>
             <wp:docPr id="1" name="" descr="" title=""/>
             <wp:cNvGraphicFramePr>
@@ -8443,7 +8443,7 @@
                   <pic:spPr bwMode="auto">
                     <a:xfrm>
                       <a:off x="0" y="0"/>
-                      <a:ext cx="3600450" cy="3600450"/>
+                      <a:ext cx="5038725" cy="3600450"/>
                     </a:xfrm>
                     <a:prstGeom prst="rect">
                       <a:avLst/>
